--- a/docs/tech/weather_portlet_setting/날씨포틀릿 설정 관련.docx
+++ b/docs/tech/weather_portlet_setting/날씨포틀릿 설정 관련.docx
@@ -2274,8 +2274,6 @@
         </w:rPr>
         <w:t>참고</w:t>
       </w:r>
-      <w:bookmarkStart w:id="0" w:name="_GoBack"/>
-      <w:bookmarkEnd w:id="0"/>
     </w:p>
     <w:p>
       <w:pPr>
@@ -2618,11 +2616,186 @@
     </w:p>
     <w:p/>
     <w:p>
-      <w:pPr>
-        <w:rPr>
-          <w:rFonts w:hint="eastAsia"/>
-        </w:rPr>
-      </w:pPr>
+      <w:r>
+        <w:rPr>
+          <w:rFonts w:hint="eastAsia"/>
+        </w:rPr>
+        <w:t xml:space="preserve"># </w:t>
+      </w:r>
+      <w:proofErr w:type="spellStart"/>
+      <w:r>
+        <w:rPr>
+          <w:rFonts w:hint="eastAsia"/>
+        </w:rPr>
+        <w:t>내부망일</w:t>
+      </w:r>
+      <w:proofErr w:type="spellEnd"/>
+      <w:r>
+        <w:rPr>
+          <w:rFonts w:hint="eastAsia"/>
+        </w:rPr>
+        <w:t xml:space="preserve"> 경우 </w:t>
+      </w:r>
+      <w:r>
+        <w:t>(</w:t>
+      </w:r>
+      <w:r>
+        <w:rPr>
+          <w:rFonts w:hint="eastAsia"/>
+        </w:rPr>
+        <w:t>인터넷이 안되는 경우)</w:t>
+      </w:r>
+      <w:r>
+        <w:t xml:space="preserve"> </w:t>
+      </w:r>
+      <w:r>
+        <w:rPr>
+          <w:rFonts w:hint="eastAsia"/>
+        </w:rPr>
+        <w:t xml:space="preserve">데이터를 받을 수 없기 때문에 </w:t>
+      </w:r>
+      <w:proofErr w:type="spellStart"/>
+      <w:r>
+        <w:t>config.properties</w:t>
+      </w:r>
+      <w:proofErr w:type="spellEnd"/>
+      <w:r>
+        <w:rPr>
+          <w:rFonts w:hint="eastAsia"/>
+        </w:rPr>
+        <w:t xml:space="preserve">에서 인터넷 사용여부를 </w:t>
+      </w:r>
+      <w:r>
+        <w:t>NO</w:t>
+      </w:r>
+      <w:r>
+        <w:rPr>
+          <w:rFonts w:hint="eastAsia"/>
+        </w:rPr>
+        <w:t>로 바꿔주면 됨.</w:t>
+      </w:r>
+    </w:p>
+    <w:p>
+      <w:r>
+        <w:rPr>
+          <w:noProof/>
+        </w:rPr>
+        <w:drawing>
+          <wp:inline distT="0" distB="0" distL="0" distR="0" wp14:anchorId="75DE3319" wp14:editId="5127F2F6">
+            <wp:extent cx="5731510" cy="1161415"/>
+            <wp:effectExtent l="0" t="0" r="2540" b="635"/>
+            <wp:docPr id="10" name="그림 10"/>
+            <wp:cNvGraphicFramePr>
+              <a:graphicFrameLocks xmlns:a="http://schemas.openxmlformats.org/drawingml/2006/main" noChangeAspect="1"/>
+            </wp:cNvGraphicFramePr>
+            <a:graphic xmlns:a="http://schemas.openxmlformats.org/drawingml/2006/main">
+              <a:graphicData uri="http://schemas.openxmlformats.org/drawingml/2006/picture">
+                <pic:pic xmlns:pic="http://schemas.openxmlformats.org/drawingml/2006/picture">
+                  <pic:nvPicPr>
+                    <pic:cNvPr id="1" name=""/>
+                    <pic:cNvPicPr/>
+                  </pic:nvPicPr>
+                  <pic:blipFill>
+                    <a:blip r:embed="rId16"/>
+                    <a:stretch>
+                      <a:fillRect/>
+                    </a:stretch>
+                  </pic:blipFill>
+                  <pic:spPr>
+                    <a:xfrm>
+                      <a:off x="0" y="0"/>
+                      <a:ext cx="5731510" cy="1161415"/>
+                    </a:xfrm>
+                    <a:prstGeom prst="rect">
+                      <a:avLst/>
+                    </a:prstGeom>
+                  </pic:spPr>
+                </pic:pic>
+              </a:graphicData>
+            </a:graphic>
+          </wp:inline>
+        </w:drawing>
+      </w:r>
+    </w:p>
+    <w:p>
+      <w:pPr>
+        <w:rPr>
+          <w:rFonts w:hint="eastAsia"/>
+        </w:rPr>
+      </w:pPr>
+      <w:r>
+        <w:rPr>
+          <w:rFonts w:hint="eastAsia"/>
+        </w:rPr>
+        <w:t xml:space="preserve"># 인터넷 사용여부가 </w:t>
+      </w:r>
+      <w:r>
+        <w:t>NO</w:t>
+      </w:r>
+      <w:r>
+        <w:rPr>
+          <w:rFonts w:hint="eastAsia"/>
+        </w:rPr>
+        <w:t xml:space="preserve">일 때는 업데이트 하지 않고 바로 </w:t>
+      </w:r>
+      <w:r>
+        <w:t xml:space="preserve">return </w:t>
+      </w:r>
+      <w:r>
+        <w:rPr>
+          <w:rFonts w:hint="eastAsia"/>
+        </w:rPr>
+        <w:t>함</w:t>
+      </w:r>
+      <w:bookmarkStart w:id="0" w:name="_GoBack"/>
+      <w:bookmarkEnd w:id="0"/>
+    </w:p>
+    <w:p>
+      <w:pPr>
+        <w:rPr>
+          <w:rFonts w:hint="eastAsia"/>
+        </w:rPr>
+      </w:pPr>
+      <w:r>
+        <w:rPr>
+          <w:noProof/>
+        </w:rPr>
+        <w:drawing>
+          <wp:inline distT="0" distB="0" distL="0" distR="0" wp14:anchorId="5CDBC264" wp14:editId="56F7D793">
+            <wp:extent cx="5731510" cy="664210"/>
+            <wp:effectExtent l="0" t="0" r="2540" b="2540"/>
+            <wp:docPr id="11" name="그림 11"/>
+            <wp:cNvGraphicFramePr>
+              <a:graphicFrameLocks xmlns:a="http://schemas.openxmlformats.org/drawingml/2006/main" noChangeAspect="1"/>
+            </wp:cNvGraphicFramePr>
+            <a:graphic xmlns:a="http://schemas.openxmlformats.org/drawingml/2006/main">
+              <a:graphicData uri="http://schemas.openxmlformats.org/drawingml/2006/picture">
+                <pic:pic xmlns:pic="http://schemas.openxmlformats.org/drawingml/2006/picture">
+                  <pic:nvPicPr>
+                    <pic:cNvPr id="1" name=""/>
+                    <pic:cNvPicPr/>
+                  </pic:nvPicPr>
+                  <pic:blipFill>
+                    <a:blip r:embed="rId17"/>
+                    <a:stretch>
+                      <a:fillRect/>
+                    </a:stretch>
+                  </pic:blipFill>
+                  <pic:spPr>
+                    <a:xfrm>
+                      <a:off x="0" y="0"/>
+                      <a:ext cx="5731510" cy="664210"/>
+                    </a:xfrm>
+                    <a:prstGeom prst="rect">
+                      <a:avLst/>
+                    </a:prstGeom>
+                  </pic:spPr>
+                </pic:pic>
+              </a:graphicData>
+            </a:graphic>
+          </wp:inline>
+        </w:drawing>
+      </w:r>
     </w:p>
     <w:sectPr>
       <w:pgSz w:w="11906" w:h="16838"/>
